--- a/runs/FRIDAY_08072026/FRIDAY_08072026_BIBLE_updated.docx
+++ b/runs/FRIDAY_08072026/FRIDAY_08072026_BIBLE_updated.docx
@@ -26,7 +26,7 @@
           <w:bCs/>
           <w:color w:val="B7791F"/>
         </w:rPr>
-        <w:t xml:space="preserve">Pipeline run scoped to CLIP 1 only. Clips 2-5 carry their draft values and were not searched or verified.</w:t>
+        <w:t xml:space="preserve">Pipeline run scoped to CLIP 1 only — its outcue is caption-verified. Clips 2-5 carry their draft values and were not searched or verified.</w:t>
       </w:r>
     </w:p>
     <w:p>
@@ -499,7 +499,7 @@
       <w:pPr>
         <w:spacing w:after="20"/>
       </w:pPr>
-      <w:hyperlink w:history="1" r:id="rIdymhac-8o0hknhcwxzato8">
+      <w:hyperlink w:history="1" r:id="rIdrwpe-wdj7rqz-wdftdan3">
         <w:r>
           <w:rPr>
             <w:color w:val="1155CC"/>
@@ -528,11 +528,9 @@
       </w:pPr>
       <w:r>
         <w:rPr>
-          <w:b/>
-          <w:bCs/>
-          <w:color w:val="B7791F"/>
-        </w:rPr>
-        <w:t xml:space="preserve">⚠ OUTCUE NOT VERIFIED — YouTube captions and media were both bot-walled this run. Timecode is the producer draft value. Confirm against the source before cutting.</w:t>
+          <w:color w:val="1155CC"/>
+        </w:rPr>
+        <w:t xml:space="preserve">✓ Outcue verified against captions — phrase lands 1:39.6–1:41.5, immediately before “so let's get into how to do this.”</w:t>
       </w:r>
     </w:p>
     <w:p>
@@ -565,7 +563,7 @@
       <w:pPr>
         <w:spacing w:after="20"/>
       </w:pPr>
-      <w:hyperlink w:history="1" r:id="rIdyigdbogd4dqlf3a2n0u6r">
+      <w:hyperlink w:history="1" r:id="rId4ndmjlvtmqb6lqittuqx5">
         <w:r>
           <w:rPr>
             <w:color w:val="C0392B"/>
@@ -668,7 +666,7 @@
       <w:pPr>
         <w:spacing w:after="20"/>
       </w:pPr>
-      <w:hyperlink w:history="1" r:id="rIdxp6r14zehvp7xq2aaw5ap">
+      <w:hyperlink w:history="1" r:id="rId3elxoc-mhomhxjb3cncs0">
         <w:r>
           <w:rPr>
             <w:color w:val="C0392B"/>
@@ -836,7 +834,7 @@
       <w:pPr>
         <w:spacing w:after="20"/>
       </w:pPr>
-      <w:hyperlink w:history="1" r:id="rIdqelob_g9trm7n1np5m0cd">
+      <w:hyperlink w:history="1" r:id="rId43_s4o3i4awvcl1af4u_y">
         <w:r>
           <w:rPr>
             <w:color w:val="C0392B"/>
@@ -1069,7 +1067,7 @@
       <w:pPr>
         <w:spacing w:after="20"/>
       </w:pPr>
-      <w:hyperlink w:history="1" r:id="rIdvegwdxr3jij2vbvq9lxuq">
+      <w:hyperlink w:history="1" r:id="rIdcczdvb9bv-i1xp7hfvwjz">
         <w:r>
           <w:rPr>
             <w:color w:val="C0392B"/>
